--- a/HW02-Problem 02.docx
+++ b/HW02-Problem 02.docx
@@ -1605,7 +1605,23 @@
           <w:sz w:val="24"/>
           <w:szCs w:val="24"/>
         </w:rPr>
-        <w:t>Use typical values for parameters, n=2, kappa=1.</w:t>
+        <w:t>Use typical values for parameters, n=</w:t>
+      </w:r>
+      <w:r>
+        <w:rPr>
+          <w:rFonts w:ascii="Arial" w:hAnsi="Arial" w:cs="Arial"/>
+          <w:sz w:val="24"/>
+          <w:szCs w:val="24"/>
+        </w:rPr>
+        <w:t>1.5</w:t>
+      </w:r>
+      <w:r>
+        <w:rPr>
+          <w:rFonts w:ascii="Arial" w:hAnsi="Arial" w:cs="Arial"/>
+          <w:sz w:val="24"/>
+          <w:szCs w:val="24"/>
+        </w:rPr>
+        <w:t>, kappa=1.</w:t>
       </w:r>
     </w:p>
     <w:p>

--- a/HW02-Problem 02.docx
+++ b/HW02-Problem 02.docx
@@ -529,7 +529,7 @@
           <w:sz w:val="24"/>
           <w:szCs w:val="24"/>
         </w:rPr>
-        <w:t>between donor and acceptor</w:t>
+        <w:t>between acceptor</w:t>
       </w:r>
       <w:r>
         <w:rPr>
@@ -538,6 +538,14 @@
           <w:szCs w:val="24"/>
         </w:rPr>
         <w:t xml:space="preserve"> </w:t>
+      </w:r>
+      <w:r>
+        <w:rPr>
+          <w:rFonts w:ascii="Arial" w:hAnsi="Arial" w:cs="Arial"/>
+          <w:sz w:val="24"/>
+          <w:szCs w:val="24"/>
+        </w:rPr>
+        <w:t xml:space="preserve">and donor, </w:t>
       </w:r>
       <w:r>
         <w:rPr>
@@ -2139,7 +2147,7 @@
           <w:sz w:val="24"/>
           <w:szCs w:val="24"/>
         </w:rPr>
-        <w:t xml:space="preserve">negative </w:t>
+        <w:t>positive</w:t>
       </w:r>
       <w:r>
         <w:rPr>
@@ -2147,7 +2155,7 @@
           <w:sz w:val="24"/>
           <w:szCs w:val="24"/>
         </w:rPr>
-        <w:sym w:font="Symbol" w:char="F044"/>
+        <w:t xml:space="preserve"> </w:t>
       </w:r>
       <w:r>
         <w:rPr>
@@ -2155,7 +2163,7 @@
           <w:sz w:val="24"/>
           <w:szCs w:val="24"/>
         </w:rPr>
-        <w:sym w:font="Symbol" w:char="F06C"/>
+        <w:sym w:font="Symbol" w:char="F044"/>
       </w:r>
       <w:r>
         <w:rPr>
@@ -2163,7 +2171,15 @@
           <w:sz w:val="24"/>
           <w:szCs w:val="24"/>
         </w:rPr>
-        <w:t>.</w:t>
+        <w:sym w:font="Symbol" w:char="F06C"/>
+      </w:r>
+      <w:r>
+        <w:rPr>
+          <w:rFonts w:ascii="Arial" w:hAnsi="Arial" w:cs="Arial"/>
+          <w:sz w:val="24"/>
+          <w:szCs w:val="24"/>
+        </w:rPr>
+        <w:t>, i.e., when absorption of the acceptor is shifted toward longer wavelength in respect to donor (or lower energy)</w:t>
       </w:r>
     </w:p>
     <w:p>
